--- a/DBTUNING/ch23_기간비교_ComparePeriods/ch23_기간비교.docx
+++ b/DBTUNING/ch23_기간비교_ComparePeriods/ch23_기간비교.docx
@@ -7,7 +7,7 @@
         <w:pStyle w:val="Heading1"/>
       </w:pPr>
       <w:r>
-        <w:t>제11장  기간 비교 — 어제와 오늘은 무엇이 달라졌는가</w:t>
+        <w:t>제ch23  기간 비교 — 어제와 오늘은 무엇이 달라졌는가</w:t>
       </w:r>
     </w:p>
     <w:p>
@@ -57,7 +57,7 @@
           <w:b w:val="0"/>
           <w:sz w:val="21"/>
         </w:rPr>
-        <w:t>이 장은 앞의 몇 장과 자연스럽게 이어진다. 5장에서 DB Time을 공통 화폐로 세웠고, 6장에서 AWR이라는 기억 장치의 인프라를, 8장에서 AWR 보고서 한 장을 읽는 법을, 9·10장에서 ADDM·ASH로 한 구간을 자동·초 단위로 진단하는 법을 익혔다. 이 장은 그 위에서 '한 구간'을 '두 구간의 비교'로 확장한다. 성능 진단이 절대 판단에서 상대 판단으로 넘어가는 지점이며, 여기서부터 '기준선(baseline)'이라는 개념이 도구로 구체화된다. 1장에서 '조치 전 상태를 캡처하지 않은 튜닝은 도박'이라 했던 원칙이, 이 장에서 Compare Periods와 베이스라인이라는 실물로 완성된다.</w:t>
+        <w:t>이 장은 앞의 몇 장과 자연스럽게 이어진다. ch19에서 DB Time을 공통 화폐로 세웠고, ch20에서 AWR이라는 기억 장치의 인프라를, ch22에서 AWR 보고서 한 장을 읽는 법을, ch24·ch25에서 ADDM·ASH로 한 구간을 자동·초 단위로 진단하는 법을 익혔다. 이 장은 그 위에서 '한 구간'을 '두 구간의 비교'로 확장한다. 성능 진단이 절대 판단에서 상대 판단으로 넘어가는 지점이며, 여기서부터 '기준선(baseline)'이라는 개념이 도구로 구체화된다. ch15에서 '조치 전 상태를 캡처하지 않은 튜닝은 도박'이라 했던 원칙이, 이 장에서 Compare Periods와 베이스라인이라는 실물로 완성된다.</w:t>
       </w:r>
     </w:p>
     <w:p>
@@ -1180,7 +1180,7 @@
           <w:b w:val="0"/>
           <w:sz w:val="21"/>
         </w:rPr>
-        <w:t>상세 항목 중 실무에서 특히 자주 결정타가 되는 것은 Time Model과 SQL Statistics다. Time Model은 'DB Time이 어떤 종류의 작업으로 흘러갔는가'를 두 구간에서 대조하므로, 예컨대 hard parse elapsed time이 급증했다면 파싱 폭증(공유 풀·바인드 변수 문제, 18장)을, sql execute elapsed time이 급증했다면 SQL 실행 자체의 회귀를 가리킨다. 시간이 어디로 이동했는지가 곧 조사의 방향이 된다. SQL Statistics는 그 방향 안에서 '어느 SQL이 범인인가'를 지목한다. 두 상세를 이어 읽으면 '어떤 작업이 → 어느 SQL에서' 늘었는지가 한 줄로 이어진다.</w:t>
+        <w:t>상세 항목 중 실무에서 특히 자주 결정타가 되는 것은 Time Model과 SQL Statistics다. Time Model은 'DB Time이 어떤 종류의 작업으로 흘러갔는가'를 두 구간에서 대조하므로, 예컨대 hard parse elapsed time이 급증했다면 파싱 폭증(공유 풀·바인드 변수 문제, ch32)을, sql execute elapsed time이 급증했다면 SQL 실행 자체의 회귀를 가리킨다. 시간이 어디로 이동했는지가 곧 조사의 방향이 된다. SQL Statistics는 그 방향 안에서 '어느 SQL이 범인인가'를 지목한다. 두 상세를 이어 읽으면 '어떤 작업이 → 어느 SQL에서' 늘었는지가 한 줄로 이어진다.</w:t>
       </w:r>
     </w:p>
     <w:p>
@@ -1438,7 +1438,7 @@
           <w:b w:val="0"/>
           <w:sz w:val="21"/>
         </w:rPr>
-        <w:t>파싱 지표도 같은 방식으로 읽는다. 초당 하드 파싱이 +173.0%(146.4 → 399.6)로 늘어 언뜻 파싱 문제처럼 보이지만, 트랜잭션당 하드 파싱은 -99.7%다. 트랜잭션이 폭증했으니 초당 파싱이 함께 는 것이지, 트랜잭션 하나가 파싱을 더 하게 된 것이 아니다. 만약 트랜잭션당 하드 파싱이 늘었다면 그때는 바인드 변수 미사용 같은 진짜 파싱 문제(18장)를 의심해야 한다. 여기서는 그렇지 않다.</w:t>
+        <w:t>파싱 지표도 같은 방식으로 읽는다. 초당 하드 파싱이 +173.0%(146.4 → 399.6)로 늘어 언뜻 파싱 문제처럼 보이지만, 트랜잭션당 하드 파싱은 -99.7%다. 트랜잭션이 폭증했으니 초당 파싱이 함께 는 것이지, 트랜잭션 하나가 파싱을 더 하게 된 것이 아니다. 만약 트랜잭션당 하드 파싱이 늘었다면 그때는 바인드 변수 미사용 같은 진짜 파싱 문제(ch32)를 의심해야 한다. 여기서는 그렇지 않다.</w:t>
       </w:r>
     </w:p>
     <w:p>
@@ -3044,7 +3044,7 @@
           <w:b w:val="0"/>
           <w:sz w:val="21"/>
         </w:rPr>
-        <w:t>베이스라인은 두 종류다. 고정(fixed) 베이스라인은 위처럼 사람이 지정한 대표 구간이다. 이동 윈도우(moving window) 베이스라인은 AWR 보존 구간 전체를 자동으로 따라다니며 '최근 N일의 평시 분포'를 유지한다. 이동 윈도우는 적응형 임계값(adaptive threshold)의 근거가 되어, 12장의 메트릭 경보에서 '평시 대비 비정상'을 자동 판정하는 데 쓰인다. 고정 베이스라인은 '특정 릴리스 직전의 상태' 같은 기준점을 붙박이로 남길 때 쓴다.</w:t>
+        <w:t>베이스라인은 두 종류다. 고정(fixed) 베이스라인은 위처럼 사람이 지정한 대표 구간이다. 이동 윈도우(moving window) 베이스라인은 AWR 보존 구간 전체를 자동으로 따라다니며 '최근 N일의 평시 분포'를 유지한다. 이동 윈도우는 적응형 임계값(adaptive threshold)의 근거가 되어, ch28의 메트릭 경보에서 '평시 대비 비정상'을 자동 판정하는 데 쓰인다. 고정 베이스라인은 '특정 릴리스 직전의 상태' 같은 기준점을 붙박이로 남길 때 쓴다.</w:t>
       </w:r>
     </w:p>
     <w:p>
@@ -3543,7 +3543,7 @@
           <w:b w:val="0"/>
           <w:sz w:val="21"/>
         </w:rPr>
-        <w:t>한 가지 주의할 점은, 라이선스가 없는 환경에서 무심코 DBA_HIST_* 뷰를 조회하거나 awrddrpt.sql을 돌리는 것만으로도 Diagnostics Pack 기능을 '사용'한 것으로 감지된다는 사실이다(DBA_FEATURE_USAGE_STATISTICS에 기록된다, 1장). '조회만 했다'는 변명은 통하지 않는다. 라이선스 경계가 불확실하면 V$·Statspack 경로만 쓰는 것이 안전하다.</w:t>
+        <w:t>한 가지 주의할 점은, 라이선스가 없는 환경에서 무심코 DBA_HIST_* 뷰를 조회하거나 awrddrpt.sql을 돌리는 것만으로도 Diagnostics Pack 기능을 '사용'한 것으로 감지된다는 사실이다(DBA_FEATURE_USAGE_STATISTICS에 기록된다, ch15). '조회만 했다'는 변명은 통하지 않는다. 라이선스 경계가 불확실하면 V$·Statspack 경로만 쓰는 것이 안전하다.</w:t>
       </w:r>
     </w:p>
     <w:tbl>
@@ -4268,7 +4268,7 @@
           <w:b w:val="0"/>
           <w:sz w:val="21"/>
         </w:rPr>
-        <w:t>다음 장(12장)에서는 이 장에서 만든 이동 윈도우 베이스라인을 근거로, 메트릭 임계값을 감이 아니라 이력 분포에서 산정하는 상시 모니터링으로 넘어간다. 기간 비교가 사후 진단이라면, 12장의 경보는 사전 감지다.</w:t>
+        <w:t>다음 장(ch28)에서는 이 장에서 만든 이동 윈도우 베이스라인을 근거로, 메트릭 임계값을 감이 아니라 이력 분포에서 산정하는 상시 모니터링으로 넘어간다. 기간 비교가 사후 진단이라면, ch28의 경보는 사전 감지다.</w:t>
       </w:r>
     </w:p>
     <w:sectPr>

--- a/DBTUNING/ch23_기간비교_ComparePeriods/ch23_기간비교.docx
+++ b/DBTUNING/ch23_기간비교_ComparePeriods/ch23_기간비교.docx
@@ -7,7 +7,7 @@
         <w:pStyle w:val="Heading1"/>
       </w:pPr>
       <w:r>
-        <w:t>제ch23  기간 비교 — 어제와 오늘은 무엇이 달라졌는가</w:t>
+        <w:t>ch23  기간 비교 — 어제와 오늘은 무엇이 달라졌는가</w:t>
       </w:r>
     </w:p>
     <w:p>

--- a/DBTUNING/ch23_기간비교_ComparePeriods/ch23_기간비교.docx
+++ b/DBTUNING/ch23_기간비교_ComparePeriods/ch23_기간비교.docx
@@ -65,7 +65,7 @@
         <w:pStyle w:val="Heading2"/>
       </w:pPr>
       <w:r>
-        <w:t>11.1  학습 목표</w:t>
+        <w:t>23.1  학습 목표</w:t>
       </w:r>
     </w:p>
     <w:p>
@@ -179,7 +179,7 @@
         <w:pStyle w:val="Heading2"/>
       </w:pPr>
       <w:r>
-        <w:t>11.2  기간 비교란 무엇인가 — 두 스냅샷이 아니라 두 구간</w:t>
+        <w:t>23.2  기간 비교란 무엇인가 — 두 스냅샷이 아니라 두 구간</w:t>
       </w:r>
     </w:p>
     <w:p>
@@ -328,7 +328,7 @@
         <w:pStyle w:val="Heading2"/>
       </w:pPr>
       <w:r>
-        <w:t>11.3  AWR Compare Periods 보고서 생성</w:t>
+        <w:t>23.3  AWR Compare Periods 보고서 생성</w:t>
       </w:r>
     </w:p>
     <w:p>
@@ -1104,7 +1104,7 @@
         <w:pStyle w:val="Heading2"/>
       </w:pPr>
       <w:r>
-        <w:t>11.4  보고서 구조 읽기 — 어디를 먼저 보는가</w:t>
+        <w:t>23.4  보고서 구조 읽기 — 어디를 먼저 보는가</w:t>
       </w:r>
     </w:p>
     <w:p>
@@ -1259,7 +1259,7 @@
         <w:pStyle w:val="Heading2"/>
       </w:pPr>
       <w:r>
-        <w:t>11.5  Load Profile 두 구간 대조 — 무엇이 늘고 무엇이 줄었나</w:t>
+        <w:t>23.5  Load Profile 두 구간 대조 — 무엇이 늘고 무엇이 줄었나</w:t>
       </w:r>
     </w:p>
     <w:p>
@@ -1559,7 +1559,7 @@
         <w:pStyle w:val="Heading2"/>
       </w:pPr>
       <w:r>
-        <w:t>11.6  핵심 판정 — 부하 증가인가 성능 저하인가</w:t>
+        <w:t>23.6  핵심 판정 — 부하 증가인가 성능 저하인가</w:t>
       </w:r>
     </w:p>
     <w:p>
@@ -2147,7 +2147,7 @@
                 <w:rFonts w:ascii="맑은 고딕" w:hAnsi="맑은 고딕" w:eastAsia="맑은 고딕"/>
                 <w:sz w:val="20"/>
               </w:rPr>
-              <w:t>· 트랜잭션당 논리읽기가 늘고 대기가 특정 이벤트로 쏠렸다면, 회귀한 SQL이나 나빠진 실행계획을 의심한다(11.7).</w:t>
+              <w:t>· 트랜잭션당 논리읽기가 늘고 대기가 특정 이벤트로 쏠렸다면, 회귀한 SQL이나 나빠진 실행계획을 의심한다(23.7).</w:t>
             </w:r>
           </w:p>
           <w:p>
@@ -2312,7 +2312,7 @@
                 <w:rFonts w:ascii="맑은 고딕" w:hAnsi="맑은 고딕" w:eastAsia="맑은 고딕"/>
                 <w:sz w:val="20"/>
               </w:rPr>
-              <w:t>⑤ 성능 저하로 기울면 SQL Statistics에서 회귀 SQL을 찾아 실행당 지표·plan_hash_value를 확인한다(11.7).</w:t>
+              <w:t>⑤ 성능 저하로 기울면 SQL Statistics에서 회귀 SQL을 찾아 실행당 지표·plan_hash_value를 확인한다(23.7).</w:t>
             </w:r>
           </w:p>
         </w:tc>
@@ -2323,7 +2323,7 @@
         <w:pStyle w:val="Heading2"/>
       </w:pPr>
       <w:r>
-        <w:t>11.7  SQL 단위 회귀 탐지 — 실행계획이 바뀌어 느려진 SQL</w:t>
+        <w:t>23.7  SQL 단위 회귀 탐지 — 실행계획이 바뀌어 느려진 SQL</w:t>
       </w:r>
     </w:p>
     <w:p>
@@ -2810,7 +2810,7 @@
         <w:pStyle w:val="Heading2"/>
       </w:pPr>
       <w:r>
-        <w:t>11.8  베이스라인 대비 비교 — 평시를 저장해 둔다</w:t>
+        <w:t>23.8  베이스라인 대비 비교 — 평시를 저장해 둔다</w:t>
       </w:r>
     </w:p>
     <w:p>
@@ -3242,7 +3242,7 @@
         <w:pStyle w:val="Heading2"/>
       </w:pPr>
       <w:r>
-        <w:t>11.9  라이선스와 대안 — Statspack 두 구간 수동 비교</w:t>
+        <w:t>23.9  라이선스와 대안 — Statspack 두 구간 수동 비교</w:t>
       </w:r>
     </w:p>
     <w:p>
@@ -3978,7 +3978,7 @@
         <w:pStyle w:val="Heading2"/>
       </w:pPr>
       <w:r>
-        <w:t>11.10  요약</w:t>
+        <w:t>23.10  요약</w:t>
       </w:r>
     </w:p>
     <w:p>
@@ -4070,7 +4070,7 @@
         <w:pStyle w:val="Heading2"/>
       </w:pPr>
       <w:r>
-        <w:t>11.11  퀴즈</w:t>
+        <w:t>23.11  퀴즈</w:t>
       </w:r>
     </w:p>
     <w:p/>
@@ -4188,7 +4188,7 @@
         <w:pStyle w:val="Heading2"/>
       </w:pPr>
       <w:r>
-        <w:t>11.12  실습 개요</w:t>
+        <w:t>23.12  실습 개요</w:t>
       </w:r>
     </w:p>
     <w:p>
